--- a/templates/Address_report_format.docx
+++ b/templates/Address_report_format.docx
@@ -1,6 +1,6 @@
 
 <file path=word/document.xml><?xml version="1.0" encoding="utf-8"?>
-<w:document xmlns:wpc="http://schemas.microsoft.com/office/word/2010/wordprocessingCanvas" xmlns:cx="http://schemas.microsoft.com/office/drawing/2014/chartex" xmlns:cx1="http://schemas.microsoft.com/office/drawing/2015/9/8/chartex" xmlns:cx2="http://schemas.microsoft.com/office/drawing/2015/10/21/chartex" xmlns:cx3="http://schemas.microsoft.com/office/drawing/2016/5/9/chartex" xmlns:cx4="http://schemas.microsoft.com/office/drawing/2016/5/10/chartex" xmlns:cx5="http://schemas.microsoft.com/office/drawing/2016/5/11/chartex" xmlns:cx6="http://schemas.microsoft.com/office/drawing/2016/5/12/chartex" xmlns:cx7="http://schemas.microsoft.com/office/drawing/2016/5/13/chartex" xmlns:cx8="http://schemas.microsoft.com/office/drawing/2016/5/14/chartex" xmlns:mc="http://schemas.openxmlformats.org/markup-compatibility/2006" xmlns:aink="http://schemas.microsoft.com/office/drawing/2016/ink" xmlns:am3d="http://schemas.microsoft.com/office/drawing/2017/model3d" xmlns:o="urn:schemas-microsoft-com:office:office" xmlns:oel="http://schemas.microsoft.com/office/2019/extlst" xmlns:r="http://schemas.openxmlformats.org/officeDocument/2006/relationships" xmlns:m="http://schemas.openxmlformats.org/officeDocument/2006/math" xmlns:v="urn:schemas-microsoft-com:vml" xmlns:wp14="http://schemas.microsoft.com/office/word/2010/wordprocessingDrawing" xmlns:wp="http://schemas.openxmlformats.org/drawingml/2006/wordprocessingDrawing" xmlns:w10="urn:schemas-microsoft-com:office:word" xmlns:w="http://schemas.openxmlformats.org/wordprocessingml/2006/main" xmlns:w14="http://schemas.microsoft.com/office/word/2010/wordml" xmlns:w15="http://schemas.microsoft.com/office/word/2012/wordml" xmlns:w16cei="http://schemas.microsoft.com/office/word/2026/wordml/cei" xmlns:w16cex="http://schemas.microsoft.com/office/word/2018/wordml/cex" xmlns:w16cid="http://schemas.microsoft.com/office/word/2016/wordml/cid" xmlns:w16="http://schemas.microsoft.com/office/word/2018/wordml" xmlns:w16du="http://schemas.microsoft.com/office/word/2023/wordml/word16du" xmlns:w16sdtdh="http://schemas.microsoft.com/office/word/2020/wordml/sdtdatahash" xmlns:w16sdtfl="http://schemas.microsoft.com/office/word/2024/wordml/sdtformatlock" xmlns:w16se="http://schemas.microsoft.com/office/word/2015/wordml/symex" xmlns:wpg="http://schemas.microsoft.com/office/word/2010/wordprocessingGroup" xmlns:wpi="http://schemas.microsoft.com/office/word/2010/wordprocessingInk" xmlns:wne="http://schemas.microsoft.com/office/word/2006/wordml" xmlns:wps="http://schemas.microsoft.com/office/word/2010/wordprocessingShape" mc:Ignorable="w14 w15 w16se w16cid w16 w16cex w16sdtdh w16sdtfl w16du wp14">
+<w:document xmlns:wpc="http://schemas.microsoft.com/office/word/2010/wordprocessingCanvas" xmlns:cx="http://schemas.microsoft.com/office/drawing/2014/chartex" xmlns:cx1="http://schemas.microsoft.com/office/drawing/2015/9/8/chartex" xmlns:cx2="http://schemas.microsoft.com/office/drawing/2015/10/21/chartex" xmlns:cx3="http://schemas.microsoft.com/office/drawing/2016/5/9/chartex" xmlns:cx4="http://schemas.microsoft.com/office/drawing/2016/5/10/chartex" xmlns:cx5="http://schemas.microsoft.com/office/drawing/2016/5/11/chartex" xmlns:cx6="http://schemas.microsoft.com/office/drawing/2016/5/12/chartex" xmlns:cx7="http://schemas.microsoft.com/office/drawing/2016/5/13/chartex" xmlns:cx8="http://schemas.microsoft.com/office/drawing/2016/5/14/chartex" xmlns:mc="http://schemas.openxmlformats.org/markup-compatibility/2006" xmlns:aink="http://schemas.microsoft.com/office/drawing/2016/ink" xmlns:am3d="http://schemas.microsoft.com/office/drawing/2017/model3d" xmlns:o="urn:schemas-microsoft-com:office:office" xmlns:oel="http://schemas.microsoft.com/office/2019/extlst" xmlns:r="http://schemas.openxmlformats.org/officeDocument/2006/relationships" xmlns:m="http://schemas.openxmlformats.org/officeDocument/2006/math" xmlns:v="urn:schemas-microsoft-com:vml" xmlns:wp14="http://schemas.microsoft.com/office/word/2010/wordprocessingDrawing" xmlns:wp="http://schemas.openxmlformats.org/drawingml/2006/wordprocessingDrawing" xmlns:w10="urn:schemas-microsoft-com:office:word" xmlns:w="http://schemas.openxmlformats.org/wordprocessingml/2006/main" xmlns:w14="http://schemas.microsoft.com/office/word/2010/wordml" xmlns:w15="http://schemas.microsoft.com/office/word/2012/wordml" xmlns:w16cex="http://schemas.microsoft.com/office/word/2018/wordml/cex" xmlns:w16cid="http://schemas.microsoft.com/office/word/2016/wordml/cid" xmlns:w16="http://schemas.microsoft.com/office/word/2018/wordml" xmlns:w16du="http://schemas.microsoft.com/office/word/2023/wordml/word16du" xmlns:w16sdtdh="http://schemas.microsoft.com/office/word/2020/wordml/sdtdatahash" xmlns:w16sdtfl="http://schemas.microsoft.com/office/word/2024/wordml/sdtformatlock" xmlns:w16se="http://schemas.microsoft.com/office/word/2015/wordml/symex" xmlns:wpg="http://schemas.microsoft.com/office/word/2010/wordprocessingGroup" xmlns:wpi="http://schemas.microsoft.com/office/word/2010/wordprocessingInk" xmlns:wne="http://schemas.microsoft.com/office/word/2006/wordml" xmlns:wps="http://schemas.microsoft.com/office/word/2010/wordprocessingShape" mc:Ignorable="w14 w15 w16se w16cid w16 w16cex w16sdtdh w16sdtfl w16du wp14">
   <w:body>
     <w:p>
       <w:pPr>
@@ -186,7 +186,7 @@
           <w:p>
             <w:pPr>
               <w:pStyle w:val="TableParagraph"/>
-              <w:ind w:left="118"/>
+              <w:ind w:left="129"/>
               <w:rPr>
                 <w:sz w:val="20"/>
               </w:rPr>
@@ -240,7 +240,7 @@
           <w:p>
             <w:pPr>
               <w:pStyle w:val="TableParagraph"/>
-              <w:ind w:left="118"/>
+              <w:ind w:left="129"/>
               <w:rPr>
                 <w:sz w:val="20"/>
               </w:rPr>
@@ -286,7 +286,7 @@
           <w:p>
             <w:pPr>
               <w:pStyle w:val="TableParagraph"/>
-              <w:ind w:left="118"/>
+              <w:ind w:left="129"/>
               <w:rPr>
                 <w:sz w:val="20"/>
               </w:rPr>
@@ -340,17 +340,11 @@
           <w:p>
             <w:pPr>
               <w:pStyle w:val="TableParagraph"/>
-              <w:ind w:left="0"/>
+              <w:ind w:left="129"/>
               <w:rPr>
                 <w:sz w:val="20"/>
               </w:rPr>
             </w:pPr>
-            <w:r>
-              <w:rPr>
-                <w:sz w:val="20"/>
-              </w:rPr>
-              <w:t xml:space="preserve">  </w:t>
-            </w:r>
             <w:r>
               <w:rPr>
                 <w:sz w:val="20"/>
@@ -392,17 +386,11 @@
           <w:p>
             <w:pPr>
               <w:pStyle w:val="TableParagraph"/>
-              <w:ind w:left="0"/>
+              <w:ind w:left="129"/>
               <w:rPr>
                 <w:sz w:val="20"/>
               </w:rPr>
             </w:pPr>
-            <w:r>
-              <w:rPr>
-                <w:sz w:val="20"/>
-              </w:rPr>
-              <w:t xml:space="preserve">  </w:t>
-            </w:r>
             <w:r>
               <w:rPr>
                 <w:sz w:val="20"/>
@@ -445,7 +433,7 @@
           <w:p>
             <w:pPr>
               <w:pStyle w:val="TableParagraph"/>
-              <w:ind w:left="0"/>
+              <w:ind w:left="129"/>
               <w:rPr>
                 <w:b/>
                 <w:bCs/>
@@ -454,17 +442,11 @@
             </w:pPr>
             <w:r>
               <w:rPr>
-                <w:sz w:val="20"/>
-              </w:rPr>
-              <w:t xml:space="preserve"> </w:t>
-            </w:r>
-            <w:r>
-              <w:rPr>
                 <w:b/>
                 <w:bCs/>
                 <w:sz w:val="20"/>
               </w:rPr>
-              <w:t xml:space="preserve"> Green</w:t>
+              <w:t>Green</w:t>
             </w:r>
           </w:p>
         </w:tc>
@@ -501,17 +483,11 @@
           <w:p>
             <w:pPr>
               <w:pStyle w:val="TableParagraph"/>
-              <w:ind w:left="0"/>
+              <w:ind w:left="129"/>
               <w:rPr>
                 <w:sz w:val="20"/>
               </w:rPr>
             </w:pPr>
-            <w:r>
-              <w:rPr>
-                <w:sz w:val="20"/>
-              </w:rPr>
-              <w:t xml:space="preserve">  </w:t>
-            </w:r>
             <w:r>
               <w:rPr>
                 <w:sz w:val="20"/>
@@ -672,7 +648,7 @@
             <w:pPr>
               <w:pStyle w:val="TableParagraph"/>
               <w:spacing w:line="240" w:lineRule="auto"/>
-              <w:ind w:left="118"/>
+              <w:ind w:left="129"/>
               <w:rPr>
                 <w:sz w:val="20"/>
               </w:rPr>
@@ -1000,7 +976,6 @@
         <w:rPr>
           <w:rStyle w:val="Strong"/>
         </w:rPr>
-        <w:lastRenderedPageBreak/>
         <w:t xml:space="preserve">                          </w:t>
       </w:r>
     </w:p>
@@ -1443,7 +1418,7 @@
       <w:headerReference w:type="first" r:id="rId10"/>
       <w:type w:val="continuous"/>
       <w:pgSz w:w="11910" w:h="16840"/>
-      <w:pgMar w:top="2000" w:right="283" w:bottom="2260" w:left="283" w:header="225" w:footer="2072" w:gutter="0"/>
+      <w:pgMar w:top="2000" w:right="283" w:bottom="2260" w:left="283" w:header="851" w:footer="2072" w:gutter="0"/>
       <w:cols w:space="720"/>
     </w:sectPr>
   </w:body>
@@ -1451,7 +1426,7 @@
 </file>
 
 <file path=word/endnotes.xml><?xml version="1.0" encoding="utf-8"?>
-<w:endnotes xmlns:wpc="http://schemas.microsoft.com/office/word/2010/wordprocessingCanvas" xmlns:cx="http://schemas.microsoft.com/office/drawing/2014/chartex" xmlns:cx1="http://schemas.microsoft.com/office/drawing/2015/9/8/chartex" xmlns:cx2="http://schemas.microsoft.com/office/drawing/2015/10/21/chartex" xmlns:cx3="http://schemas.microsoft.com/office/drawing/2016/5/9/chartex" xmlns:cx4="http://schemas.microsoft.com/office/drawing/2016/5/10/chartex" xmlns:cx5="http://schemas.microsoft.com/office/drawing/2016/5/11/chartex" xmlns:cx6="http://schemas.microsoft.com/office/drawing/2016/5/12/chartex" xmlns:cx7="http://schemas.microsoft.com/office/drawing/2016/5/13/chartex" xmlns:cx8="http://schemas.microsoft.com/office/drawing/2016/5/14/chartex" xmlns:mc="http://schemas.openxmlformats.org/markup-compatibility/2006" xmlns:aink="http://schemas.microsoft.com/office/drawing/2016/ink" xmlns:am3d="http://schemas.microsoft.com/office/drawing/2017/model3d" xmlns:o="urn:schemas-microsoft-com:office:office" xmlns:oel="http://schemas.microsoft.com/office/2019/extlst" xmlns:r="http://schemas.openxmlformats.org/officeDocument/2006/relationships" xmlns:m="http://schemas.openxmlformats.org/officeDocument/2006/math" xmlns:v="urn:schemas-microsoft-com:vml" xmlns:wp14="http://schemas.microsoft.com/office/word/2010/wordprocessingDrawing" xmlns:wp="http://schemas.openxmlformats.org/drawingml/2006/wordprocessingDrawing" xmlns:w10="urn:schemas-microsoft-com:office:word" xmlns:w="http://schemas.openxmlformats.org/wordprocessingml/2006/main" xmlns:w14="http://schemas.microsoft.com/office/word/2010/wordml" xmlns:w15="http://schemas.microsoft.com/office/word/2012/wordml" xmlns:w16cei="http://schemas.microsoft.com/office/word/2026/wordml/cei" xmlns:w16cex="http://schemas.microsoft.com/office/word/2018/wordml/cex" xmlns:w16cid="http://schemas.microsoft.com/office/word/2016/wordml/cid" xmlns:w16="http://schemas.microsoft.com/office/word/2018/wordml" xmlns:w16du="http://schemas.microsoft.com/office/word/2023/wordml/word16du" xmlns:w16sdtdh="http://schemas.microsoft.com/office/word/2020/wordml/sdtdatahash" xmlns:w16sdtfl="http://schemas.microsoft.com/office/word/2024/wordml/sdtformatlock" xmlns:w16se="http://schemas.microsoft.com/office/word/2015/wordml/symex" xmlns:wpg="http://schemas.microsoft.com/office/word/2010/wordprocessingGroup" xmlns:wpi="http://schemas.microsoft.com/office/word/2010/wordprocessingInk" xmlns:wne="http://schemas.microsoft.com/office/word/2006/wordml" xmlns:wps="http://schemas.microsoft.com/office/word/2010/wordprocessingShape" mc:Ignorable="w14 w15 w16se w16cid w16 w16cex w16sdtdh w16sdtfl w16du wp14">
+<w:endnotes xmlns:wpc="http://schemas.microsoft.com/office/word/2010/wordprocessingCanvas" xmlns:cx="http://schemas.microsoft.com/office/drawing/2014/chartex" xmlns:cx1="http://schemas.microsoft.com/office/drawing/2015/9/8/chartex" xmlns:cx2="http://schemas.microsoft.com/office/drawing/2015/10/21/chartex" xmlns:cx3="http://schemas.microsoft.com/office/drawing/2016/5/9/chartex" xmlns:cx4="http://schemas.microsoft.com/office/drawing/2016/5/10/chartex" xmlns:cx5="http://schemas.microsoft.com/office/drawing/2016/5/11/chartex" xmlns:cx6="http://schemas.microsoft.com/office/drawing/2016/5/12/chartex" xmlns:cx7="http://schemas.microsoft.com/office/drawing/2016/5/13/chartex" xmlns:cx8="http://schemas.microsoft.com/office/drawing/2016/5/14/chartex" xmlns:mc="http://schemas.openxmlformats.org/markup-compatibility/2006" xmlns:aink="http://schemas.microsoft.com/office/drawing/2016/ink" xmlns:am3d="http://schemas.microsoft.com/office/drawing/2017/model3d" xmlns:o="urn:schemas-microsoft-com:office:office" xmlns:oel="http://schemas.microsoft.com/office/2019/extlst" xmlns:r="http://schemas.openxmlformats.org/officeDocument/2006/relationships" xmlns:m="http://schemas.openxmlformats.org/officeDocument/2006/math" xmlns:v="urn:schemas-microsoft-com:vml" xmlns:wp14="http://schemas.microsoft.com/office/word/2010/wordprocessingDrawing" xmlns:wp="http://schemas.openxmlformats.org/drawingml/2006/wordprocessingDrawing" xmlns:w10="urn:schemas-microsoft-com:office:word" xmlns:w="http://schemas.openxmlformats.org/wordprocessingml/2006/main" xmlns:w14="http://schemas.microsoft.com/office/word/2010/wordml" xmlns:w15="http://schemas.microsoft.com/office/word/2012/wordml" xmlns:w16cex="http://schemas.microsoft.com/office/word/2018/wordml/cex" xmlns:w16cid="http://schemas.microsoft.com/office/word/2016/wordml/cid" xmlns:w16="http://schemas.microsoft.com/office/word/2018/wordml" xmlns:w16du="http://schemas.microsoft.com/office/word/2023/wordml/word16du" xmlns:w16sdtdh="http://schemas.microsoft.com/office/word/2020/wordml/sdtdatahash" xmlns:w16sdtfl="http://schemas.microsoft.com/office/word/2024/wordml/sdtformatlock" xmlns:w16se="http://schemas.microsoft.com/office/word/2015/wordml/symex" xmlns:wpg="http://schemas.microsoft.com/office/word/2010/wordprocessingGroup" xmlns:wpi="http://schemas.microsoft.com/office/word/2010/wordprocessingInk" xmlns:wne="http://schemas.microsoft.com/office/word/2006/wordml" xmlns:wps="http://schemas.microsoft.com/office/word/2010/wordprocessingShape" mc:Ignorable="w14 w15 w16se w16cid w16 w16cex w16sdtdh w16sdtfl w16du wp14">
   <w:endnote w:type="separator" w:id="-1">
     <w:p>
       <w:r>
@@ -1470,7 +1445,7 @@
 </file>
 
 <file path=word/footer1.xml><?xml version="1.0" encoding="utf-8"?>
-<w:ftr xmlns:wpc="http://schemas.microsoft.com/office/word/2010/wordprocessingCanvas" xmlns:cx="http://schemas.microsoft.com/office/drawing/2014/chartex" xmlns:cx1="http://schemas.microsoft.com/office/drawing/2015/9/8/chartex" xmlns:cx2="http://schemas.microsoft.com/office/drawing/2015/10/21/chartex" xmlns:cx3="http://schemas.microsoft.com/office/drawing/2016/5/9/chartex" xmlns:cx4="http://schemas.microsoft.com/office/drawing/2016/5/10/chartex" xmlns:cx5="http://schemas.microsoft.com/office/drawing/2016/5/11/chartex" xmlns:cx6="http://schemas.microsoft.com/office/drawing/2016/5/12/chartex" xmlns:cx7="http://schemas.microsoft.com/office/drawing/2016/5/13/chartex" xmlns:cx8="http://schemas.microsoft.com/office/drawing/2016/5/14/chartex" xmlns:mc="http://schemas.openxmlformats.org/markup-compatibility/2006" xmlns:aink="http://schemas.microsoft.com/office/drawing/2016/ink" xmlns:am3d="http://schemas.microsoft.com/office/drawing/2017/model3d" xmlns:o="urn:schemas-microsoft-com:office:office" xmlns:oel="http://schemas.microsoft.com/office/2019/extlst" xmlns:r="http://schemas.openxmlformats.org/officeDocument/2006/relationships" xmlns:m="http://schemas.openxmlformats.org/officeDocument/2006/math" xmlns:v="urn:schemas-microsoft-com:vml" xmlns:wp14="http://schemas.microsoft.com/office/word/2010/wordprocessingDrawing" xmlns:wp="http://schemas.openxmlformats.org/drawingml/2006/wordprocessingDrawing" xmlns:w10="urn:schemas-microsoft-com:office:word" xmlns:w="http://schemas.openxmlformats.org/wordprocessingml/2006/main" xmlns:w14="http://schemas.microsoft.com/office/word/2010/wordml" xmlns:w15="http://schemas.microsoft.com/office/word/2012/wordml" xmlns:w16cei="http://schemas.microsoft.com/office/word/2026/wordml/cei" xmlns:w16cex="http://schemas.microsoft.com/office/word/2018/wordml/cex" xmlns:w16cid="http://schemas.microsoft.com/office/word/2016/wordml/cid" xmlns:w16="http://schemas.microsoft.com/office/word/2018/wordml" xmlns:w16du="http://schemas.microsoft.com/office/word/2023/wordml/word16du" xmlns:w16sdtdh="http://schemas.microsoft.com/office/word/2020/wordml/sdtdatahash" xmlns:w16sdtfl="http://schemas.microsoft.com/office/word/2024/wordml/sdtformatlock" xmlns:w16se="http://schemas.microsoft.com/office/word/2015/wordml/symex" xmlns:wpg="http://schemas.microsoft.com/office/word/2010/wordprocessingGroup" xmlns:wpi="http://schemas.microsoft.com/office/word/2010/wordprocessingInk" xmlns:wne="http://schemas.microsoft.com/office/word/2006/wordml" xmlns:wps="http://schemas.microsoft.com/office/word/2010/wordprocessingShape" mc:Ignorable="w14 w15 w16se w16cid w16 w16cex w16sdtdh w16sdtfl w16du wp14">
+<w:ftr xmlns:wpc="http://schemas.microsoft.com/office/word/2010/wordprocessingCanvas" xmlns:cx="http://schemas.microsoft.com/office/drawing/2014/chartex" xmlns:cx1="http://schemas.microsoft.com/office/drawing/2015/9/8/chartex" xmlns:cx2="http://schemas.microsoft.com/office/drawing/2015/10/21/chartex" xmlns:cx3="http://schemas.microsoft.com/office/drawing/2016/5/9/chartex" xmlns:cx4="http://schemas.microsoft.com/office/drawing/2016/5/10/chartex" xmlns:cx5="http://schemas.microsoft.com/office/drawing/2016/5/11/chartex" xmlns:cx6="http://schemas.microsoft.com/office/drawing/2016/5/12/chartex" xmlns:cx7="http://schemas.microsoft.com/office/drawing/2016/5/13/chartex" xmlns:cx8="http://schemas.microsoft.com/office/drawing/2016/5/14/chartex" xmlns:mc="http://schemas.openxmlformats.org/markup-compatibility/2006" xmlns:aink="http://schemas.microsoft.com/office/drawing/2016/ink" xmlns:am3d="http://schemas.microsoft.com/office/drawing/2017/model3d" xmlns:o="urn:schemas-microsoft-com:office:office" xmlns:oel="http://schemas.microsoft.com/office/2019/extlst" xmlns:r="http://schemas.openxmlformats.org/officeDocument/2006/relationships" xmlns:m="http://schemas.openxmlformats.org/officeDocument/2006/math" xmlns:v="urn:schemas-microsoft-com:vml" xmlns:wp14="http://schemas.microsoft.com/office/word/2010/wordprocessingDrawing" xmlns:wp="http://schemas.openxmlformats.org/drawingml/2006/wordprocessingDrawing" xmlns:w10="urn:schemas-microsoft-com:office:word" xmlns:w="http://schemas.openxmlformats.org/wordprocessingml/2006/main" xmlns:w14="http://schemas.microsoft.com/office/word/2010/wordml" xmlns:w15="http://schemas.microsoft.com/office/word/2012/wordml" xmlns:w16cex="http://schemas.microsoft.com/office/word/2018/wordml/cex" xmlns:w16cid="http://schemas.microsoft.com/office/word/2016/wordml/cid" xmlns:w16="http://schemas.microsoft.com/office/word/2018/wordml" xmlns:w16du="http://schemas.microsoft.com/office/word/2023/wordml/word16du" xmlns:w16sdtdh="http://schemas.microsoft.com/office/word/2020/wordml/sdtdatahash" xmlns:w16sdtfl="http://schemas.microsoft.com/office/word/2024/wordml/sdtformatlock" xmlns:w16se="http://schemas.microsoft.com/office/word/2015/wordml/symex" xmlns:wpg="http://schemas.microsoft.com/office/word/2010/wordprocessingGroup" xmlns:wpi="http://schemas.microsoft.com/office/word/2010/wordprocessingInk" xmlns:wne="http://schemas.microsoft.com/office/word/2006/wordml" xmlns:wps="http://schemas.microsoft.com/office/word/2010/wordprocessingShape" mc:Ignorable="w14 w15 w16se w16cid w16 w16cex w16sdtdh w16sdtfl w16du wp14">
   <w:p>
     <w:pPr>
       <w:pStyle w:val="BodyText"/>
@@ -1484,7 +1459,7 @@
 </file>
 
 <file path=word/footnotes.xml><?xml version="1.0" encoding="utf-8"?>
-<w:footnotes xmlns:wpc="http://schemas.microsoft.com/office/word/2010/wordprocessingCanvas" xmlns:cx="http://schemas.microsoft.com/office/drawing/2014/chartex" xmlns:cx1="http://schemas.microsoft.com/office/drawing/2015/9/8/chartex" xmlns:cx2="http://schemas.microsoft.com/office/drawing/2015/10/21/chartex" xmlns:cx3="http://schemas.microsoft.com/office/drawing/2016/5/9/chartex" xmlns:cx4="http://schemas.microsoft.com/office/drawing/2016/5/10/chartex" xmlns:cx5="http://schemas.microsoft.com/office/drawing/2016/5/11/chartex" xmlns:cx6="http://schemas.microsoft.com/office/drawing/2016/5/12/chartex" xmlns:cx7="http://schemas.microsoft.com/office/drawing/2016/5/13/chartex" xmlns:cx8="http://schemas.microsoft.com/office/drawing/2016/5/14/chartex" xmlns:mc="http://schemas.openxmlformats.org/markup-compatibility/2006" xmlns:aink="http://schemas.microsoft.com/office/drawing/2016/ink" xmlns:am3d="http://schemas.microsoft.com/office/drawing/2017/model3d" xmlns:o="urn:schemas-microsoft-com:office:office" xmlns:oel="http://schemas.microsoft.com/office/2019/extlst" xmlns:r="http://schemas.openxmlformats.org/officeDocument/2006/relationships" xmlns:m="http://schemas.openxmlformats.org/officeDocument/2006/math" xmlns:v="urn:schemas-microsoft-com:vml" xmlns:wp14="http://schemas.microsoft.com/office/word/2010/wordprocessingDrawing" xmlns:wp="http://schemas.openxmlformats.org/drawingml/2006/wordprocessingDrawing" xmlns:w10="urn:schemas-microsoft-com:office:word" xmlns:w="http://schemas.openxmlformats.org/wordprocessingml/2006/main" xmlns:w14="http://schemas.microsoft.com/office/word/2010/wordml" xmlns:w15="http://schemas.microsoft.com/office/word/2012/wordml" xmlns:w16cei="http://schemas.microsoft.com/office/word/2026/wordml/cei" xmlns:w16cex="http://schemas.microsoft.com/office/word/2018/wordml/cex" xmlns:w16cid="http://schemas.microsoft.com/office/word/2016/wordml/cid" xmlns:w16="http://schemas.microsoft.com/office/word/2018/wordml" xmlns:w16du="http://schemas.microsoft.com/office/word/2023/wordml/word16du" xmlns:w16sdtdh="http://schemas.microsoft.com/office/word/2020/wordml/sdtdatahash" xmlns:w16sdtfl="http://schemas.microsoft.com/office/word/2024/wordml/sdtformatlock" xmlns:w16se="http://schemas.microsoft.com/office/word/2015/wordml/symex" xmlns:wpg="http://schemas.microsoft.com/office/word/2010/wordprocessingGroup" xmlns:wpi="http://schemas.microsoft.com/office/word/2010/wordprocessingInk" xmlns:wne="http://schemas.microsoft.com/office/word/2006/wordml" xmlns:wps="http://schemas.microsoft.com/office/word/2010/wordprocessingShape" mc:Ignorable="w14 w15 w16se w16cid w16 w16cex w16sdtdh w16sdtfl w16du wp14">
+<w:footnotes xmlns:wpc="http://schemas.microsoft.com/office/word/2010/wordprocessingCanvas" xmlns:cx="http://schemas.microsoft.com/office/drawing/2014/chartex" xmlns:cx1="http://schemas.microsoft.com/office/drawing/2015/9/8/chartex" xmlns:cx2="http://schemas.microsoft.com/office/drawing/2015/10/21/chartex" xmlns:cx3="http://schemas.microsoft.com/office/drawing/2016/5/9/chartex" xmlns:cx4="http://schemas.microsoft.com/office/drawing/2016/5/10/chartex" xmlns:cx5="http://schemas.microsoft.com/office/drawing/2016/5/11/chartex" xmlns:cx6="http://schemas.microsoft.com/office/drawing/2016/5/12/chartex" xmlns:cx7="http://schemas.microsoft.com/office/drawing/2016/5/13/chartex" xmlns:cx8="http://schemas.microsoft.com/office/drawing/2016/5/14/chartex" xmlns:mc="http://schemas.openxmlformats.org/markup-compatibility/2006" xmlns:aink="http://schemas.microsoft.com/office/drawing/2016/ink" xmlns:am3d="http://schemas.microsoft.com/office/drawing/2017/model3d" xmlns:o="urn:schemas-microsoft-com:office:office" xmlns:oel="http://schemas.microsoft.com/office/2019/extlst" xmlns:r="http://schemas.openxmlformats.org/officeDocument/2006/relationships" xmlns:m="http://schemas.openxmlformats.org/officeDocument/2006/math" xmlns:v="urn:schemas-microsoft-com:vml" xmlns:wp14="http://schemas.microsoft.com/office/word/2010/wordprocessingDrawing" xmlns:wp="http://schemas.openxmlformats.org/drawingml/2006/wordprocessingDrawing" xmlns:w10="urn:schemas-microsoft-com:office:word" xmlns:w="http://schemas.openxmlformats.org/wordprocessingml/2006/main" xmlns:w14="http://schemas.microsoft.com/office/word/2010/wordml" xmlns:w15="http://schemas.microsoft.com/office/word/2012/wordml" xmlns:w16cex="http://schemas.microsoft.com/office/word/2018/wordml/cex" xmlns:w16cid="http://schemas.microsoft.com/office/word/2016/wordml/cid" xmlns:w16="http://schemas.microsoft.com/office/word/2018/wordml" xmlns:w16du="http://schemas.microsoft.com/office/word/2023/wordml/word16du" xmlns:w16sdtdh="http://schemas.microsoft.com/office/word/2020/wordml/sdtdatahash" xmlns:w16sdtfl="http://schemas.microsoft.com/office/word/2024/wordml/sdtformatlock" xmlns:w16se="http://schemas.microsoft.com/office/word/2015/wordml/symex" xmlns:wpg="http://schemas.microsoft.com/office/word/2010/wordprocessingGroup" xmlns:wpi="http://schemas.microsoft.com/office/word/2010/wordprocessingInk" xmlns:wne="http://schemas.microsoft.com/office/word/2006/wordml" xmlns:wps="http://schemas.microsoft.com/office/word/2010/wordprocessingShape" mc:Ignorable="w14 w15 w16se w16cid w16 w16cex w16sdtdh w16sdtfl w16du wp14">
   <w:footnote w:type="separator" w:id="-1">
     <w:p>
       <w:r>
@@ -1503,7 +1478,7 @@
 </file>
 
 <file path=word/header1.xml><?xml version="1.0" encoding="utf-8"?>
-<w:hdr xmlns:wpc="http://schemas.microsoft.com/office/word/2010/wordprocessingCanvas" xmlns:cx="http://schemas.microsoft.com/office/drawing/2014/chartex" xmlns:cx1="http://schemas.microsoft.com/office/drawing/2015/9/8/chartex" xmlns:cx2="http://schemas.microsoft.com/office/drawing/2015/10/21/chartex" xmlns:cx3="http://schemas.microsoft.com/office/drawing/2016/5/9/chartex" xmlns:cx4="http://schemas.microsoft.com/office/drawing/2016/5/10/chartex" xmlns:cx5="http://schemas.microsoft.com/office/drawing/2016/5/11/chartex" xmlns:cx6="http://schemas.microsoft.com/office/drawing/2016/5/12/chartex" xmlns:cx7="http://schemas.microsoft.com/office/drawing/2016/5/13/chartex" xmlns:cx8="http://schemas.microsoft.com/office/drawing/2016/5/14/chartex" xmlns:mc="http://schemas.openxmlformats.org/markup-compatibility/2006" xmlns:aink="http://schemas.microsoft.com/office/drawing/2016/ink" xmlns:am3d="http://schemas.microsoft.com/office/drawing/2017/model3d" xmlns:o="urn:schemas-microsoft-com:office:office" xmlns:oel="http://schemas.microsoft.com/office/2019/extlst" xmlns:r="http://schemas.openxmlformats.org/officeDocument/2006/relationships" xmlns:m="http://schemas.openxmlformats.org/officeDocument/2006/math" xmlns:v="urn:schemas-microsoft-com:vml" xmlns:wp14="http://schemas.microsoft.com/office/word/2010/wordprocessingDrawing" xmlns:wp="http://schemas.openxmlformats.org/drawingml/2006/wordprocessingDrawing" xmlns:w10="urn:schemas-microsoft-com:office:word" xmlns:w="http://schemas.openxmlformats.org/wordprocessingml/2006/main" xmlns:w14="http://schemas.microsoft.com/office/word/2010/wordml" xmlns:w15="http://schemas.microsoft.com/office/word/2012/wordml" xmlns:w16cei="http://schemas.microsoft.com/office/word/2026/wordml/cei" xmlns:w16cex="http://schemas.microsoft.com/office/word/2018/wordml/cex" xmlns:w16cid="http://schemas.microsoft.com/office/word/2016/wordml/cid" xmlns:w16="http://schemas.microsoft.com/office/word/2018/wordml" xmlns:w16du="http://schemas.microsoft.com/office/word/2023/wordml/word16du" xmlns:w16sdtdh="http://schemas.microsoft.com/office/word/2020/wordml/sdtdatahash" xmlns:w16sdtfl="http://schemas.microsoft.com/office/word/2024/wordml/sdtformatlock" xmlns:w16se="http://schemas.microsoft.com/office/word/2015/wordml/symex" xmlns:wpg="http://schemas.microsoft.com/office/word/2010/wordprocessingGroup" xmlns:wpi="http://schemas.microsoft.com/office/word/2010/wordprocessingInk" xmlns:wne="http://schemas.microsoft.com/office/word/2006/wordml" xmlns:wps="http://schemas.microsoft.com/office/word/2010/wordprocessingShape" mc:Ignorable="w14 w15 w16se w16cid w16 w16cex w16sdtdh w16sdtfl w16du wp14">
+<w:hdr xmlns:wpc="http://schemas.microsoft.com/office/word/2010/wordprocessingCanvas" xmlns:cx="http://schemas.microsoft.com/office/drawing/2014/chartex" xmlns:cx1="http://schemas.microsoft.com/office/drawing/2015/9/8/chartex" xmlns:cx2="http://schemas.microsoft.com/office/drawing/2015/10/21/chartex" xmlns:cx3="http://schemas.microsoft.com/office/drawing/2016/5/9/chartex" xmlns:cx4="http://schemas.microsoft.com/office/drawing/2016/5/10/chartex" xmlns:cx5="http://schemas.microsoft.com/office/drawing/2016/5/11/chartex" xmlns:cx6="http://schemas.microsoft.com/office/drawing/2016/5/12/chartex" xmlns:cx7="http://schemas.microsoft.com/office/drawing/2016/5/13/chartex" xmlns:cx8="http://schemas.microsoft.com/office/drawing/2016/5/14/chartex" xmlns:mc="http://schemas.openxmlformats.org/markup-compatibility/2006" xmlns:aink="http://schemas.microsoft.com/office/drawing/2016/ink" xmlns:am3d="http://schemas.microsoft.com/office/drawing/2017/model3d" xmlns:o="urn:schemas-microsoft-com:office:office" xmlns:oel="http://schemas.microsoft.com/office/2019/extlst" xmlns:r="http://schemas.openxmlformats.org/officeDocument/2006/relationships" xmlns:m="http://schemas.openxmlformats.org/officeDocument/2006/math" xmlns:v="urn:schemas-microsoft-com:vml" xmlns:wp14="http://schemas.microsoft.com/office/word/2010/wordprocessingDrawing" xmlns:wp="http://schemas.openxmlformats.org/drawingml/2006/wordprocessingDrawing" xmlns:w10="urn:schemas-microsoft-com:office:word" xmlns:w="http://schemas.openxmlformats.org/wordprocessingml/2006/main" xmlns:w14="http://schemas.microsoft.com/office/word/2010/wordml" xmlns:w15="http://schemas.microsoft.com/office/word/2012/wordml" xmlns:w16cex="http://schemas.microsoft.com/office/word/2018/wordml/cex" xmlns:w16cid="http://schemas.microsoft.com/office/word/2016/wordml/cid" xmlns:w16="http://schemas.microsoft.com/office/word/2018/wordml" xmlns:w16du="http://schemas.microsoft.com/office/word/2023/wordml/word16du" xmlns:w16sdtdh="http://schemas.microsoft.com/office/word/2020/wordml/sdtdatahash" xmlns:w16sdtfl="http://schemas.microsoft.com/office/word/2024/wordml/sdtformatlock" xmlns:w16se="http://schemas.microsoft.com/office/word/2015/wordml/symex" xmlns:wpg="http://schemas.microsoft.com/office/word/2010/wordprocessingGroup" xmlns:wpi="http://schemas.microsoft.com/office/word/2010/wordprocessingInk" xmlns:wne="http://schemas.microsoft.com/office/word/2006/wordml" xmlns:wps="http://schemas.microsoft.com/office/word/2010/wordprocessingShape" mc:Ignorable="w14 w15 w16se w16cid w16 w16cex w16sdtdh w16sdtfl w16du wp14">
   <w:p>
     <w:pPr>
       <w:pStyle w:val="Header"/>
@@ -1543,10 +1518,11 @@
 </file>
 
 <file path=word/header2.xml><?xml version="1.0" encoding="utf-8"?>
-<w:hdr xmlns:wpc="http://schemas.microsoft.com/office/word/2010/wordprocessingCanvas" xmlns:cx="http://schemas.microsoft.com/office/drawing/2014/chartex" xmlns:cx1="http://schemas.microsoft.com/office/drawing/2015/9/8/chartex" xmlns:cx2="http://schemas.microsoft.com/office/drawing/2015/10/21/chartex" xmlns:cx3="http://schemas.microsoft.com/office/drawing/2016/5/9/chartex" xmlns:cx4="http://schemas.microsoft.com/office/drawing/2016/5/10/chartex" xmlns:cx5="http://schemas.microsoft.com/office/drawing/2016/5/11/chartex" xmlns:cx6="http://schemas.microsoft.com/office/drawing/2016/5/12/chartex" xmlns:cx7="http://schemas.microsoft.com/office/drawing/2016/5/13/chartex" xmlns:cx8="http://schemas.microsoft.com/office/drawing/2016/5/14/chartex" xmlns:mc="http://schemas.openxmlformats.org/markup-compatibility/2006" xmlns:aink="http://schemas.microsoft.com/office/drawing/2016/ink" xmlns:am3d="http://schemas.microsoft.com/office/drawing/2017/model3d" xmlns:o="urn:schemas-microsoft-com:office:office" xmlns:oel="http://schemas.microsoft.com/office/2019/extlst" xmlns:r="http://schemas.openxmlformats.org/officeDocument/2006/relationships" xmlns:m="http://schemas.openxmlformats.org/officeDocument/2006/math" xmlns:v="urn:schemas-microsoft-com:vml" xmlns:wp14="http://schemas.microsoft.com/office/word/2010/wordprocessingDrawing" xmlns:wp="http://schemas.openxmlformats.org/drawingml/2006/wordprocessingDrawing" xmlns:w10="urn:schemas-microsoft-com:office:word" xmlns:w="http://schemas.openxmlformats.org/wordprocessingml/2006/main" xmlns:w14="http://schemas.microsoft.com/office/word/2010/wordml" xmlns:w15="http://schemas.microsoft.com/office/word/2012/wordml" xmlns:w16cei="http://schemas.microsoft.com/office/word/2026/wordml/cei" xmlns:w16cex="http://schemas.microsoft.com/office/word/2018/wordml/cex" xmlns:w16cid="http://schemas.microsoft.com/office/word/2016/wordml/cid" xmlns:w16="http://schemas.microsoft.com/office/word/2018/wordml" xmlns:w16du="http://schemas.microsoft.com/office/word/2023/wordml/word16du" xmlns:w16sdtdh="http://schemas.microsoft.com/office/word/2020/wordml/sdtdatahash" xmlns:w16sdtfl="http://schemas.microsoft.com/office/word/2024/wordml/sdtformatlock" xmlns:w16se="http://schemas.microsoft.com/office/word/2015/wordml/symex" xmlns:wpg="http://schemas.microsoft.com/office/word/2010/wordprocessingGroup" xmlns:wpi="http://schemas.microsoft.com/office/word/2010/wordprocessingInk" xmlns:wne="http://schemas.microsoft.com/office/word/2006/wordml" xmlns:wps="http://schemas.microsoft.com/office/word/2010/wordprocessingShape" mc:Ignorable="w14 w15 w16se w16cid w16 w16cex w16sdtdh w16sdtfl w16du wp14">
+<w:hdr xmlns:wpc="http://schemas.microsoft.com/office/word/2010/wordprocessingCanvas" xmlns:cx="http://schemas.microsoft.com/office/drawing/2014/chartex" xmlns:cx1="http://schemas.microsoft.com/office/drawing/2015/9/8/chartex" xmlns:cx2="http://schemas.microsoft.com/office/drawing/2015/10/21/chartex" xmlns:cx3="http://schemas.microsoft.com/office/drawing/2016/5/9/chartex" xmlns:cx4="http://schemas.microsoft.com/office/drawing/2016/5/10/chartex" xmlns:cx5="http://schemas.microsoft.com/office/drawing/2016/5/11/chartex" xmlns:cx6="http://schemas.microsoft.com/office/drawing/2016/5/12/chartex" xmlns:cx7="http://schemas.microsoft.com/office/drawing/2016/5/13/chartex" xmlns:cx8="http://schemas.microsoft.com/office/drawing/2016/5/14/chartex" xmlns:mc="http://schemas.openxmlformats.org/markup-compatibility/2006" xmlns:aink="http://schemas.microsoft.com/office/drawing/2016/ink" xmlns:am3d="http://schemas.microsoft.com/office/drawing/2017/model3d" xmlns:o="urn:schemas-microsoft-com:office:office" xmlns:oel="http://schemas.microsoft.com/office/2019/extlst" xmlns:r="http://schemas.openxmlformats.org/officeDocument/2006/relationships" xmlns:m="http://schemas.openxmlformats.org/officeDocument/2006/math" xmlns:v="urn:schemas-microsoft-com:vml" xmlns:wp14="http://schemas.microsoft.com/office/word/2010/wordprocessingDrawing" xmlns:wp="http://schemas.openxmlformats.org/drawingml/2006/wordprocessingDrawing" xmlns:w10="urn:schemas-microsoft-com:office:word" xmlns:w="http://schemas.openxmlformats.org/wordprocessingml/2006/main" xmlns:w14="http://schemas.microsoft.com/office/word/2010/wordml" xmlns:w15="http://schemas.microsoft.com/office/word/2012/wordml" xmlns:w16cex="http://schemas.microsoft.com/office/word/2018/wordml/cex" xmlns:w16cid="http://schemas.microsoft.com/office/word/2016/wordml/cid" xmlns:w16="http://schemas.microsoft.com/office/word/2018/wordml" xmlns:w16du="http://schemas.microsoft.com/office/word/2023/wordml/word16du" xmlns:w16sdtdh="http://schemas.microsoft.com/office/word/2020/wordml/sdtdatahash" xmlns:w16sdtfl="http://schemas.microsoft.com/office/word/2024/wordml/sdtformatlock" xmlns:w16se="http://schemas.microsoft.com/office/word/2015/wordml/symex" xmlns:wpg="http://schemas.microsoft.com/office/word/2010/wordprocessingGroup" xmlns:wpi="http://schemas.microsoft.com/office/word/2010/wordprocessingInk" xmlns:wne="http://schemas.microsoft.com/office/word/2006/wordml" xmlns:wps="http://schemas.microsoft.com/office/word/2010/wordprocessingShape" mc:Ignorable="w14 w15 w16se w16cid w16 w16cex w16sdtdh w16sdtfl w16du wp14">
   <w:p>
     <w:pPr>
       <w:pStyle w:val="Header"/>
+      <w:ind w:left="284"/>
     </w:pPr>
     <w:r>
       <w:rPr>
@@ -1573,7 +1549,7 @@
           <v:path o:extrusionok="f" gradientshapeok="t" o:connecttype="rect"/>
           <o:lock v:ext="edit" aspectratio="t"/>
         </v:shapetype>
-        <v:shape id="WordPictureWatermark1204582726" o:spid="_x0000_s1069" type="#_x0000_t75" style="position:absolute;margin-left:0;margin-top:0;width:385.25pt;height:388.75pt;z-index:-251650048;mso-position-horizontal:center;mso-position-horizontal-relative:margin;mso-position-vertical:center;mso-position-vertical-relative:margin" o:allowincell="f">
+        <v:shape id="WordPictureWatermark1204582726" o:spid="_x0000_s1069" type="#_x0000_t75" style="position:absolute;left:0;text-align:left;margin-left:0;margin-top:0;width:385.25pt;height:388.75pt;z-index:-251650048;mso-position-horizontal:center;mso-position-horizontal-relative:margin;mso-position-vertical:center;mso-position-vertical-relative:margin" o:allowincell="f">
           <v:imagedata r:id="rId1" o:title="GC Logo WM" gain="19661f" blacklevel="22938f"/>
           <w10:wrap anchorx="margin" anchory="margin"/>
         </v:shape>
@@ -1588,7 +1564,7 @@
         <wp:inline distT="0" distB="0" distL="0" distR="0" wp14:anchorId="3EE94F98" wp14:editId="179F4380">
           <wp:extent cx="4386276" cy="1259058"/>
           <wp:effectExtent l="0" t="0" r="0" b="0"/>
-          <wp:docPr id="1734333073" name="Picture 1"/>
+          <wp:docPr id="1363547611" name="Picture 1"/>
           <wp:cNvGraphicFramePr>
             <a:graphicFrameLocks xmlns:a="http://schemas.openxmlformats.org/drawingml/2006/main" noChangeAspect="1"/>
           </wp:cNvGraphicFramePr>
@@ -1631,7 +1607,7 @@
 </file>
 
 <file path=word/header3.xml><?xml version="1.0" encoding="utf-8"?>
-<w:hdr xmlns:wpc="http://schemas.microsoft.com/office/word/2010/wordprocessingCanvas" xmlns:cx="http://schemas.microsoft.com/office/drawing/2014/chartex" xmlns:cx1="http://schemas.microsoft.com/office/drawing/2015/9/8/chartex" xmlns:cx2="http://schemas.microsoft.com/office/drawing/2015/10/21/chartex" xmlns:cx3="http://schemas.microsoft.com/office/drawing/2016/5/9/chartex" xmlns:cx4="http://schemas.microsoft.com/office/drawing/2016/5/10/chartex" xmlns:cx5="http://schemas.microsoft.com/office/drawing/2016/5/11/chartex" xmlns:cx6="http://schemas.microsoft.com/office/drawing/2016/5/12/chartex" xmlns:cx7="http://schemas.microsoft.com/office/drawing/2016/5/13/chartex" xmlns:cx8="http://schemas.microsoft.com/office/drawing/2016/5/14/chartex" xmlns:mc="http://schemas.openxmlformats.org/markup-compatibility/2006" xmlns:aink="http://schemas.microsoft.com/office/drawing/2016/ink" xmlns:am3d="http://schemas.microsoft.com/office/drawing/2017/model3d" xmlns:o="urn:schemas-microsoft-com:office:office" xmlns:oel="http://schemas.microsoft.com/office/2019/extlst" xmlns:r="http://schemas.openxmlformats.org/officeDocument/2006/relationships" xmlns:m="http://schemas.openxmlformats.org/officeDocument/2006/math" xmlns:v="urn:schemas-microsoft-com:vml" xmlns:wp14="http://schemas.microsoft.com/office/word/2010/wordprocessingDrawing" xmlns:wp="http://schemas.openxmlformats.org/drawingml/2006/wordprocessingDrawing" xmlns:w10="urn:schemas-microsoft-com:office:word" xmlns:w="http://schemas.openxmlformats.org/wordprocessingml/2006/main" xmlns:w14="http://schemas.microsoft.com/office/word/2010/wordml" xmlns:w15="http://schemas.microsoft.com/office/word/2012/wordml" xmlns:w16cei="http://schemas.microsoft.com/office/word/2026/wordml/cei" xmlns:w16cex="http://schemas.microsoft.com/office/word/2018/wordml/cex" xmlns:w16cid="http://schemas.microsoft.com/office/word/2016/wordml/cid" xmlns:w16="http://schemas.microsoft.com/office/word/2018/wordml" xmlns:w16du="http://schemas.microsoft.com/office/word/2023/wordml/word16du" xmlns:w16sdtdh="http://schemas.microsoft.com/office/word/2020/wordml/sdtdatahash" xmlns:w16sdtfl="http://schemas.microsoft.com/office/word/2024/wordml/sdtformatlock" xmlns:w16se="http://schemas.microsoft.com/office/word/2015/wordml/symex" xmlns:wpg="http://schemas.microsoft.com/office/word/2010/wordprocessingGroup" xmlns:wpi="http://schemas.microsoft.com/office/word/2010/wordprocessingInk" xmlns:wne="http://schemas.microsoft.com/office/word/2006/wordml" xmlns:wps="http://schemas.microsoft.com/office/word/2010/wordprocessingShape" mc:Ignorable="w14 w15 w16se w16cid w16 w16cex w16sdtdh w16sdtfl w16du wp14">
+<w:hdr xmlns:wpc="http://schemas.microsoft.com/office/word/2010/wordprocessingCanvas" xmlns:cx="http://schemas.microsoft.com/office/drawing/2014/chartex" xmlns:cx1="http://schemas.microsoft.com/office/drawing/2015/9/8/chartex" xmlns:cx2="http://schemas.microsoft.com/office/drawing/2015/10/21/chartex" xmlns:cx3="http://schemas.microsoft.com/office/drawing/2016/5/9/chartex" xmlns:cx4="http://schemas.microsoft.com/office/drawing/2016/5/10/chartex" xmlns:cx5="http://schemas.microsoft.com/office/drawing/2016/5/11/chartex" xmlns:cx6="http://schemas.microsoft.com/office/drawing/2016/5/12/chartex" xmlns:cx7="http://schemas.microsoft.com/office/drawing/2016/5/13/chartex" xmlns:cx8="http://schemas.microsoft.com/office/drawing/2016/5/14/chartex" xmlns:mc="http://schemas.openxmlformats.org/markup-compatibility/2006" xmlns:aink="http://schemas.microsoft.com/office/drawing/2016/ink" xmlns:am3d="http://schemas.microsoft.com/office/drawing/2017/model3d" xmlns:o="urn:schemas-microsoft-com:office:office" xmlns:oel="http://schemas.microsoft.com/office/2019/extlst" xmlns:r="http://schemas.openxmlformats.org/officeDocument/2006/relationships" xmlns:m="http://schemas.openxmlformats.org/officeDocument/2006/math" xmlns:v="urn:schemas-microsoft-com:vml" xmlns:wp14="http://schemas.microsoft.com/office/word/2010/wordprocessingDrawing" xmlns:wp="http://schemas.openxmlformats.org/drawingml/2006/wordprocessingDrawing" xmlns:w10="urn:schemas-microsoft-com:office:word" xmlns:w="http://schemas.openxmlformats.org/wordprocessingml/2006/main" xmlns:w14="http://schemas.microsoft.com/office/word/2010/wordml" xmlns:w15="http://schemas.microsoft.com/office/word/2012/wordml" xmlns:w16cex="http://schemas.microsoft.com/office/word/2018/wordml/cex" xmlns:w16cid="http://schemas.microsoft.com/office/word/2016/wordml/cid" xmlns:w16="http://schemas.microsoft.com/office/word/2018/wordml" xmlns:w16du="http://schemas.microsoft.com/office/word/2023/wordml/word16du" xmlns:w16sdtdh="http://schemas.microsoft.com/office/word/2020/wordml/sdtdatahash" xmlns:w16sdtfl="http://schemas.microsoft.com/office/word/2024/wordml/sdtformatlock" xmlns:w16se="http://schemas.microsoft.com/office/word/2015/wordml/symex" xmlns:wpg="http://schemas.microsoft.com/office/word/2010/wordprocessingGroup" xmlns:wpi="http://schemas.microsoft.com/office/word/2010/wordprocessingInk" xmlns:wne="http://schemas.microsoft.com/office/word/2006/wordml" xmlns:wps="http://schemas.microsoft.com/office/word/2010/wordprocessingShape" mc:Ignorable="w14 w15 w16se w16cid w16 w16cex w16sdtdh w16sdtfl w16du wp14">
   <w:p>
     <w:pPr>
       <w:pStyle w:val="Header"/>

--- a/templates/Address_report_format.docx
+++ b/templates/Address_report_format.docx
@@ -17,10 +17,38 @@
         <w:pStyle w:val="BodyText"/>
         <w:spacing w:before="117" w:line="228" w:lineRule="auto"/>
         <w:ind w:right="671"/>
-        <w:rPr>
-          <w:spacing w:val="-2"/>
-        </w:rPr>
-      </w:pPr>
+        <w:jc w:val="center"/>
+        <w:rPr>
+          <w:b/>
+          <w:bCs/>
+          <w:color w:val="0070C0"/>
+          <w:spacing w:val="-2"/>
+          <w:sz w:val="28"/>
+          <w:szCs w:val="28"/>
+        </w:rPr>
+      </w:pPr>
+      <w:r>
+        <w:rPr>
+          <w:b/>
+          <w:bCs/>
+          <w:color w:val="0070C0"/>
+          <w:spacing w:val="-2"/>
+          <w:sz w:val="28"/>
+          <w:szCs w:val="28"/>
+        </w:rPr>
+        <w:t xml:space="preserve">     </w:t>
+      </w:r>
+      <w:r>
+        <w:rPr>
+          <w:b/>
+          <w:bCs/>
+          <w:color w:val="0070C0"/>
+          <w:spacing w:val="-2"/>
+          <w:sz w:val="28"/>
+          <w:szCs w:val="28"/>
+        </w:rPr>
+        <w:t>Address Verification Check</w:t>
+      </w:r>
     </w:p>
     <w:p>
       <w:pPr>
@@ -37,28 +65,6 @@
           <w:szCs w:val="28"/>
         </w:rPr>
       </w:pPr>
-      <w:r>
-        <w:rPr>
-          <w:b/>
-          <w:bCs/>
-          <w:color w:val="0070C0"/>
-          <w:spacing w:val="-2"/>
-          <w:sz w:val="28"/>
-          <w:szCs w:val="28"/>
-        </w:rPr>
-        <w:t xml:space="preserve">     </w:t>
-      </w:r>
-      <w:r>
-        <w:rPr>
-          <w:b/>
-          <w:bCs/>
-          <w:color w:val="0070C0"/>
-          <w:spacing w:val="-2"/>
-          <w:sz w:val="28"/>
-          <w:szCs w:val="28"/>
-        </w:rPr>
-        <w:t>Address Verification Check</w:t>
-      </w:r>
     </w:p>
     <w:tbl>
       <w:tblPr>

--- a/templates/Address_report_format.docx
+++ b/templates/Address_report_format.docx
@@ -66,9 +66,47 @@
         </w:rPr>
       </w:pPr>
     </w:p>
+    <w:p>
+      <w:pPr>
+        <w:pStyle w:val="BodyText"/>
+        <w:spacing w:before="117" w:line="228" w:lineRule="auto"/>
+        <w:ind w:right="671"/>
+        <w:jc w:val="center"/>
+        <w:rPr>
+          <w:b/>
+          <w:bCs/>
+          <w:color w:val="0070C0"/>
+          <w:spacing w:val="-2"/>
+        </w:rPr>
+      </w:pPr>
+      <w:r>
+        <w:rPr>
+          <w:b/>
+          <w:bCs/>
+          <w:color w:val="0070C0"/>
+          <w:spacing w:val="-2"/>
+        </w:rPr>
+        <w:t>USER INFORMATION</w:t>
+      </w:r>
+    </w:p>
+    <w:p>
+      <w:pPr>
+        <w:pStyle w:val="BodyText"/>
+        <w:spacing w:before="117" w:line="228" w:lineRule="auto"/>
+        <w:ind w:right="671"/>
+        <w:jc w:val="center"/>
+        <w:rPr>
+          <w:b/>
+          <w:bCs/>
+          <w:color w:val="0070C0"/>
+          <w:spacing w:val="-2"/>
+          <w:sz w:val="28"/>
+          <w:szCs w:val="28"/>
+        </w:rPr>
+      </w:pPr>
+    </w:p>
     <w:tbl>
       <w:tblPr>
-        <w:tblpPr w:leftFromText="180" w:rightFromText="180" w:vertAnchor="text" w:horzAnchor="margin" w:tblpY="770"/>
         <w:tblW w:w="0" w:type="auto"/>
         <w:tblBorders>
           <w:top w:val="single" w:sz="8" w:space="0" w:color="808080"/>
@@ -87,7 +125,7 @@
       </w:tblPr>
       <w:tblGrid>
         <w:gridCol w:w="6097"/>
-        <w:gridCol w:w="5038"/>
+        <w:gridCol w:w="5092"/>
       </w:tblGrid>
       <w:tr>
         <w:trPr>
@@ -136,7 +174,7 @@
         </w:tc>
         <w:tc>
           <w:tcPr>
-            <w:tcW w:w="5038" w:type="dxa"/>
+            <w:tcW w:w="5092" w:type="dxa"/>
             <w:shd w:val="clear" w:color="auto" w:fill="262626" w:themeFill="text1" w:themeFillTint="D9"/>
           </w:tcPr>
           <w:p>
@@ -187,7 +225,7 @@
         </w:tc>
         <w:tc>
           <w:tcPr>
-            <w:tcW w:w="5038" w:type="dxa"/>
+            <w:tcW w:w="5092" w:type="dxa"/>
           </w:tcPr>
           <w:p>
             <w:pPr>
@@ -241,7 +279,7 @@
         </w:tc>
         <w:tc>
           <w:tcPr>
-            <w:tcW w:w="5038" w:type="dxa"/>
+            <w:tcW w:w="5092" w:type="dxa"/>
           </w:tcPr>
           <w:p>
             <w:pPr>
@@ -287,7 +325,7 @@
         </w:tc>
         <w:tc>
           <w:tcPr>
-            <w:tcW w:w="5038" w:type="dxa"/>
+            <w:tcW w:w="5092" w:type="dxa"/>
           </w:tcPr>
           <w:p>
             <w:pPr>
@@ -341,7 +379,7 @@
         </w:tc>
         <w:tc>
           <w:tcPr>
-            <w:tcW w:w="5038" w:type="dxa"/>
+            <w:tcW w:w="5092" w:type="dxa"/>
           </w:tcPr>
           <w:p>
             <w:pPr>
@@ -387,7 +425,7 @@
         </w:tc>
         <w:tc>
           <w:tcPr>
-            <w:tcW w:w="5038" w:type="dxa"/>
+            <w:tcW w:w="5092" w:type="dxa"/>
           </w:tcPr>
           <w:p>
             <w:pPr>
@@ -433,7 +471,7 @@
         </w:tc>
         <w:tc>
           <w:tcPr>
-            <w:tcW w:w="5038" w:type="dxa"/>
+            <w:tcW w:w="5092" w:type="dxa"/>
             <w:shd w:val="clear" w:color="auto" w:fill="92D050"/>
           </w:tcPr>
           <w:p>
@@ -484,7 +522,7 @@
         </w:tc>
         <w:tc>
           <w:tcPr>
-            <w:tcW w:w="5038" w:type="dxa"/>
+            <w:tcW w:w="5092" w:type="dxa"/>
           </w:tcPr>
           <w:p>
             <w:pPr>
@@ -504,44 +542,6 @@
         </w:tc>
       </w:tr>
     </w:tbl>
-    <w:p>
-      <w:pPr>
-        <w:pStyle w:val="NormalWeb"/>
-        <w:jc w:val="center"/>
-        <w:rPr>
-          <w:rFonts w:ascii="Arial" w:eastAsia="Arial" w:hAnsi="Arial" w:cs="Arial"/>
-          <w:b/>
-          <w:bCs/>
-          <w:color w:val="0070C0"/>
-          <w:spacing w:val="-2"/>
-          <w:lang w:val="en-US" w:eastAsia="en-US"/>
-        </w:rPr>
-      </w:pPr>
-      <w:r>
-        <w:rPr>
-          <w:rFonts w:ascii="Arial" w:eastAsia="Arial" w:hAnsi="Arial" w:cs="Arial"/>
-          <w:b/>
-          <w:bCs/>
-          <w:color w:val="0070C0"/>
-          <w:spacing w:val="-2"/>
-          <w:lang w:val="en-US" w:eastAsia="en-US"/>
-        </w:rPr>
-        <w:br/>
-      </w:r>
-      <w:r>
-        <w:rPr>
-          <w:rFonts w:ascii="Arial" w:eastAsia="Arial" w:hAnsi="Arial" w:cs="Arial"/>
-          <w:b/>
-          <w:bCs/>
-          <w:color w:val="0070C0"/>
-          <w:spacing w:val="-2"/>
-          <w:sz w:val="22"/>
-          <w:szCs w:val="22"/>
-          <w:lang w:val="en-US" w:eastAsia="en-US"/>
-        </w:rPr>
-        <w:t>USER INFORMATION</w:t>
-      </w:r>
-    </w:p>
     <w:p>
       <w:pPr>
         <w:pStyle w:val="NormalWeb"/>
@@ -572,7 +572,7 @@
       </w:tblPr>
       <w:tblGrid>
         <w:gridCol w:w="6135"/>
-        <w:gridCol w:w="5069"/>
+        <w:gridCol w:w="5054"/>
       </w:tblGrid>
       <w:tr>
         <w:trPr>
@@ -604,7 +604,7 @@
         </w:tc>
         <w:tc>
           <w:tcPr>
-            <w:tcW w:w="5069" w:type="dxa"/>
+            <w:tcW w:w="5054" w:type="dxa"/>
             <w:shd w:val="clear" w:color="auto" w:fill="000000"/>
           </w:tcPr>
           <w:p>
@@ -648,7 +648,7 @@
         </w:tc>
         <w:tc>
           <w:tcPr>
-            <w:tcW w:w="5069" w:type="dxa"/>
+            <w:tcW w:w="5054" w:type="dxa"/>
           </w:tcPr>
           <w:p>
             <w:pPr>
@@ -747,7 +747,7 @@
       <w:pPr>
         <w:pStyle w:val="BodyText"/>
         <w:spacing w:before="117" w:line="228" w:lineRule="auto"/>
-        <w:ind w:left="137" w:right="671"/>
+        <w:ind w:left="137" w:right="145"/>
         <w:jc w:val="both"/>
         <w:rPr>
           <w:spacing w:val="-2"/>
@@ -880,7 +880,13 @@
         <w:t xml:space="preserve"> </w:t>
       </w:r>
       <w:r>
-        <w:t>linked</w:t>
+        <w:rPr>
+          <w:spacing w:val="-2"/>
+        </w:rPr>
+        <w:t>li</w:t>
+      </w:r>
+      <w:r>
+        <w:t>nked</w:t>
       </w:r>
       <w:r>
         <w:rPr>
@@ -1183,6 +1189,7 @@
           <w:b w:val="0"/>
           <w:bCs w:val="0"/>
         </w:rPr>
+        <w:lastRenderedPageBreak/>
         <w:t>This report contains confidential and privileged information intended solely for the client. Unauthorized use, disclosure, distribution, or reproduction is strictly prohibited. Any sharing must comply with applicable data protection laws and confidentiality obligations.</w:t>
       </w:r>
     </w:p>

--- a/templates/Address_report_format.docx
+++ b/templates/Address_report_format.docx
@@ -1166,6 +1166,46 @@
           <w:color w:val="0070C0"/>
         </w:rPr>
       </w:pPr>
+    </w:p>
+    <w:p>
+      <w:pPr>
+        <w:pStyle w:val="NormalWeb"/>
+        <w:jc w:val="center"/>
+        <w:rPr>
+          <w:rStyle w:val="Strong"/>
+          <w:color w:val="0070C0"/>
+        </w:rPr>
+      </w:pPr>
+    </w:p>
+    <w:p>
+      <w:pPr>
+        <w:pStyle w:val="NormalWeb"/>
+        <w:jc w:val="center"/>
+        <w:rPr>
+          <w:rStyle w:val="Strong"/>
+          <w:color w:val="0070C0"/>
+        </w:rPr>
+      </w:pPr>
+    </w:p>
+    <w:p>
+      <w:pPr>
+        <w:pStyle w:val="NormalWeb"/>
+        <w:jc w:val="center"/>
+        <w:rPr>
+          <w:rStyle w:val="Strong"/>
+          <w:color w:val="0070C0"/>
+        </w:rPr>
+      </w:pPr>
+    </w:p>
+    <w:p>
+      <w:pPr>
+        <w:pStyle w:val="NormalWeb"/>
+        <w:jc w:val="center"/>
+        <w:rPr>
+          <w:rStyle w:val="Strong"/>
+          <w:color w:val="0070C0"/>
+        </w:rPr>
+      </w:pPr>
       <w:r>
         <w:rPr>
           <w:rStyle w:val="Strong"/>
@@ -1189,30 +1229,12 @@
           <w:b w:val="0"/>
           <w:bCs w:val="0"/>
         </w:rPr>
-        <w:lastRenderedPageBreak/>
         <w:t>This report contains confidential and privileged information intended solely for the client. Unauthorized use, disclosure, distribution, or reproduction is strictly prohibited. Any sharing must comply with applicable data protection laws and confidentiality obligations.</w:t>
       </w:r>
     </w:p>
     <w:p>
       <w:pPr>
         <w:pStyle w:val="NormalWeb"/>
-        <w:rPr>
-          <w:rStyle w:val="Strong"/>
-        </w:rPr>
-      </w:pPr>
-    </w:p>
-    <w:p>
-      <w:pPr>
-        <w:pStyle w:val="NormalWeb"/>
-        <w:rPr>
-          <w:rStyle w:val="Strong"/>
-        </w:rPr>
-      </w:pPr>
-    </w:p>
-    <w:p>
-      <w:pPr>
-        <w:pStyle w:val="NormalWeb"/>
-        <w:jc w:val="center"/>
         <w:rPr>
           <w:rStyle w:val="Strong"/>
         </w:rPr>

--- a/templates/Address_report_format.docx
+++ b/templates/Address_report_format.docx
@@ -70,7 +70,7 @@
       <w:pPr>
         <w:pStyle w:val="BodyText"/>
         <w:spacing w:before="117" w:line="228" w:lineRule="auto"/>
-        <w:ind w:right="671"/>
+        <w:ind w:left="720" w:right="671"/>
         <w:jc w:val="center"/>
         <w:rPr>
           <w:b/>
